--- a/templates/MASTER_ORDER.docx
+++ b/templates/MASTER_ORDER.docx
@@ -27,14 +27,24 @@
         <w:t>Fax: {{practice_fax}}</w:t>
       </w:r>
     </w:p>
-    <w:p/>
     <w:p>
       <w:r>
-        <w:t>Patient Name: {{patient_name}}</w:t>
+        <w:t>Patient Name: {{</w:t>
+      </w:r>
+      <w:proofErr w:type="spellStart"/>
+      <w:r>
+        <w:t>patient_name</w:t>
+      </w:r>
+      <w:proofErr w:type="spellEnd"/>
+      <w:r>
+        <w:t>}}</w:t>
       </w:r>
     </w:p>
     <w:p/>
     <w:p>
+      <w:pPr>
+        <w:jc w:val="center"/>
+      </w:pPr>
       <w:r>
         <w:t>ORDERED MEDICAL EQUIPMENT:</w:t>
       </w:r>
@@ -50,6 +60,41 @@
       </w:r>
     </w:p>
     <w:p/>
+    <w:p>
+      <w:pPr>
+        <w:rPr>
+          <w:lang w:val="ru-RU"/>
+        </w:rPr>
+      </w:pPr>
+    </w:p>
+    <w:p>
+      <w:pPr>
+        <w:rPr>
+          <w:lang w:val="ru-RU"/>
+        </w:rPr>
+      </w:pPr>
+    </w:p>
+    <w:p>
+      <w:pPr>
+        <w:rPr>
+          <w:lang w:val="ru-RU"/>
+        </w:rPr>
+      </w:pPr>
+    </w:p>
+    <w:p>
+      <w:pPr>
+        <w:rPr>
+          <w:lang w:val="ru-RU"/>
+        </w:rPr>
+      </w:pPr>
+    </w:p>
+    <w:p>
+      <w:pPr>
+        <w:rPr>
+          <w:lang w:val="ru-RU"/>
+        </w:rPr>
+      </w:pPr>
+    </w:p>
     <w:p>
       <w:r>
         <w:t>Order Details:</w:t>
